--- a/docassemble/AKA2JBranding/data/templates/fill_set_aside_content.docx
+++ b/docassemble/AKA2JBranding/data/templates/fill_set_aside_content.docx
@@ -29,26 +29,17 @@
     </w:p>
     <w:p>
       <w:pPr>
-        <w:pStyle w:val="ListParagraph"/>
-        <w:numPr>
-          <w:ilvl w:val="0"/>
-          <w:numId w:val="41"/>
-        </w:numPr>
-        <w:suppressAutoHyphens/>
-        <w:autoSpaceDE/>
-        <w:autoSpaceDN/>
-        <w:spacing w:beforeAutospacing="1" w:after="0" w:afterAutospacing="1"/>
-        <w:ind w:left="405"/>
-        <w:rPr>
-          <w:rStyle w:val="Hyperlink"/>
-          <w:color w:val="auto"/>
-        </w:rPr>
+        <w:pStyle w:val="Body"/>
       </w:pPr>
       <w:r>
         <w:rPr>
           <w:b/>
+          <w:bCs/>
         </w:rPr>
-        <w:t xml:space="preserve">Motion (Request) and Affidavit to Set Aside Judgment or Order, CIV-807 </w:t>
+        <w:t>Motion (Request) and Affidavit to Set Aside Judgment or Order, CIV-807</w:t>
+      </w:r>
+      <w:r>
+        <w:t xml:space="preserve"> </w:t>
       </w:r>
       <w:r>
         <w:t>[</w:t>
@@ -64,196 +55,15 @@
       <w:r>
         <w:t>]</w:t>
       </w:r>
-    </w:p>
-    <w:p>
-      <w:pPr>
-        <w:pStyle w:val="ListParagraph"/>
-        <w:numPr>
-          <w:ilvl w:val="1"/>
-          <w:numId w:val="41"/>
-        </w:numPr>
-        <w:suppressAutoHyphens/>
-        <w:autoSpaceDE/>
-        <w:autoSpaceDN/>
-        <w:spacing w:before="0" w:beforeAutospacing="1" w:after="0" w:afterAutospacing="1"/>
-        <w:ind w:left="750"/>
-      </w:pPr>
       <w:r>
-        <w:t>Put everything you want the judge to know and think about in your motion. You may not be able to tell the judge in person because they may not hold a hearing.</w:t>
+        <w:br/>
       </w:r>
-    </w:p>
-    <w:p>
-      <w:pPr>
-        <w:pStyle w:val="ListParagraph"/>
-        <w:numPr>
-          <w:ilvl w:val="1"/>
-          <w:numId w:val="41"/>
-        </w:numPr>
-        <w:suppressAutoHyphens/>
-        <w:autoSpaceDE/>
-        <w:autoSpaceDN/>
-        <w:spacing w:before="0" w:beforeAutospacing="1" w:after="0" w:afterAutospacing="1"/>
-        <w:ind w:left="750"/>
-      </w:pPr>
-      <w:r>
-        <w:t>Wait to sign the form until you are in front of someone who has the power to take oaths, like a notary public.</w:t>
-      </w:r>
-    </w:p>
-    <w:p>
-      <w:pPr>
-        <w:pStyle w:val="ListParagraph"/>
-        <w:numPr>
-          <w:ilvl w:val="2"/>
-          <w:numId w:val="41"/>
-        </w:numPr>
-        <w:suppressAutoHyphens/>
-        <w:autoSpaceDE/>
-        <w:autoSpaceDN/>
-        <w:spacing w:before="0" w:beforeAutospacing="1" w:after="0" w:afterAutospacing="1"/>
-        <w:ind w:left="1081"/>
-      </w:pPr>
-      <w:r>
-        <w:t>The court clerk can do this for free.</w:t>
-      </w:r>
-    </w:p>
-    <w:p>
-      <w:pPr>
-        <w:pStyle w:val="ListParagraph"/>
-        <w:numPr>
-          <w:ilvl w:val="2"/>
-          <w:numId w:val="41"/>
-        </w:numPr>
-        <w:suppressAutoHyphens/>
-        <w:autoSpaceDE/>
-        <w:autoSpaceDN/>
-        <w:spacing w:before="0" w:beforeAutospacing="1" w:after="0" w:afterAutospacing="1"/>
-        <w:ind w:left="1081"/>
-      </w:pPr>
-      <w:r>
-        <w:t>Bring a valid photo ID with you.</w:t>
-      </w:r>
-    </w:p>
-    <w:p>
-      <w:pPr>
-        <w:pStyle w:val="ListParagraph"/>
-        <w:numPr>
-          <w:ilvl w:val="1"/>
-          <w:numId w:val="41"/>
-        </w:numPr>
-        <w:suppressAutoHyphens/>
-        <w:autoSpaceDE/>
-        <w:autoSpaceDN/>
-        <w:spacing w:before="0" w:beforeAutospacing="1" w:after="0" w:afterAutospacing="1"/>
-        <w:ind w:left="750"/>
-      </w:pPr>
-      <w:r>
-        <w:t>If you cannot get to a notary public or someone who has the power to take oaths, you can “self-certify.”Use:</w:t>
-      </w:r>
-    </w:p>
-    <w:p>
-      <w:pPr>
-        <w:pStyle w:val="ListParagraph"/>
-        <w:numPr>
-          <w:ilvl w:val="2"/>
-          <w:numId w:val="41"/>
-        </w:numPr>
-        <w:suppressAutoHyphens/>
-        <w:autoSpaceDE/>
-        <w:autoSpaceDN/>
-        <w:spacing w:before="0" w:beforeAutospacing="1" w:after="0" w:afterAutospacing="1"/>
-        <w:ind w:left="1081"/>
-      </w:pPr>
-      <w:r>
-        <w:rPr>
-          <w:b/>
-          <w:bCs/>
-        </w:rPr>
-        <w:t>Self-Certification(No Notary Available), TF-835</w:t>
-      </w:r>
-      <w:r>
-        <w:rPr>
-          <w:bCs/>
-        </w:rPr>
-        <w:t xml:space="preserve"> [</w:t>
-      </w:r>
-      <w:hyperlink r:id="rId6">
-        <w:r>
-          <w:rPr>
-            <w:rStyle w:val="Hyperlink"/>
-            <w:bCs/>
-          </w:rPr>
-          <w:t>Fill-In PDF</w:t>
-        </w:r>
-      </w:hyperlink>
-      <w:r>
-        <w:rPr>
-          <w:bCs/>
-        </w:rPr>
-        <w:t>]</w:t>
-      </w:r>
-    </w:p>
-    <w:p>
-      <w:pPr>
-        <w:pStyle w:val="Heading3"/>
-      </w:pPr>
-      <w:r>
-        <w:t>Watch</w:t>
-      </w:r>
-    </w:p>
-    <w:p>
-      <w:pPr>
-        <w:pStyle w:val="Body"/>
-      </w:pPr>
-      <w:hyperlink r:id="rId7" w:history="1">
-        <w:r>
-          <w:rPr>
-            <w:rStyle w:val="Hyperlink"/>
-            <w:bCs/>
-          </w:rPr>
-          <w:t>Motions Part 1: How to Ask the Court for Something</w:t>
-        </w:r>
-      </w:hyperlink>
-    </w:p>
-    <w:p>
-      <w:pPr>
-        <w:pStyle w:val="Heading3"/>
-      </w:pPr>
-      <w:r>
-        <w:t>Links in this step</w:t>
-      </w:r>
-    </w:p>
-    <w:p>
-      <w:pPr>
-        <w:pStyle w:val="Body"/>
-      </w:pPr>
-      <w:r>
-        <w:rPr>
-          <w:rFonts w:ascii="Arial" w:hAnsi="Arial" w:cs="Arial"/>
-          <w:b/>
-          <w:bCs/>
-          <w:color w:val="000000"/>
-        </w:rPr>
-        <w:t>Motion (Request) and Affidavit to Set Aside Judgment or Order</w:t>
-      </w:r>
-      <w:r>
-        <w:t xml:space="preserve">, </w:t>
-      </w:r>
-      <w:r>
-        <w:rPr>
-          <w:b/>
-          <w:bCs/>
-        </w:rPr>
-        <w:t>CIV-807</w:t>
-      </w:r>
-      <w:r>
-        <w:t xml:space="preserve"> [</w:t>
-      </w:r>
-      <w:hyperlink r:id="rId8" w:history="1">
+      <w:hyperlink r:id="rId6" w:history="1">
         <w:r>
           <w:rPr>
             <w:rStyle w:val="Hyperlink"/>
           </w:rPr>
-          <w:t>Fill-in PDF</w:t>
+          <w:t>ak-courts.info/civ807</w:t>
         </w:r>
       </w:hyperlink>
       <w:r>
@@ -261,75 +71,363 @@
           <w:rStyle w:val="Hyperlink"/>
           <w:color w:val="auto"/>
         </w:rPr>
-        <w:t>]</w:t>
+        <w:br/>
+      </w:r>
+      <w:r>
+        <w:t>Put everything you want the judge to know and think about in your motion. You may not be able to tell the judge in person because they may not hold a hearing.</w:t>
+      </w:r>
+    </w:p>
+    <w:p>
+      <w:pPr>
+        <w:pStyle w:val="Example"/>
+        <w:rPr>
+          <w:color w:val="auto"/>
+        </w:rPr>
+      </w:pPr>
+      <w:r>
+        <w:t>Important - signing your documents</w:t>
+      </w:r>
+    </w:p>
+    <w:p>
+      <w:pPr>
+        <w:rPr>
+          <w:rFonts w:ascii="Helvetica" w:eastAsiaTheme="minorHAnsi" w:hAnsi="Helvetica" w:cs="Helvetica"/>
+          <w:sz w:val="24"/>
+          <w:szCs w:val="24"/>
+        </w:rPr>
+      </w:pPr>
+      <w:r>
+        <w:rPr>
+          <w:rFonts w:ascii="Helvetica" w:eastAsiaTheme="minorHAnsi" w:hAnsi="Helvetica" w:cs="Helvetica"/>
+          <w:color w:val="FF0000"/>
+          <w:sz w:val="24"/>
+          <w:szCs w:val="24"/>
+        </w:rPr>
+        <w:t>{%p</w:t>
       </w:r>
       <w:r>
         <w:rPr>
-          <w:rStyle w:val="Hyperlink"/>
-          <w:color w:val="auto"/>
+          <w:rFonts w:ascii="Helvetica" w:eastAsiaTheme="minorHAnsi" w:hAnsi="Helvetica" w:cs="Helvetica"/>
+          <w:color w:val="FF0000"/>
+          <w:sz w:val="24"/>
+          <w:szCs w:val="24"/>
         </w:rPr>
-        <w:br/>
+        <w:t xml:space="preserve"> if filling_manner in('electronically', 'dunno') and filing_method in('efiling', 'dunno')</w:t>
       </w:r>
-      <w:hyperlink r:id="rId9" w:history="1">
+      <w:r>
+        <w:rPr>
+          <w:rFonts w:ascii="Helvetica" w:eastAsiaTheme="minorHAnsi" w:hAnsi="Helvetica" w:cs="Helvetica"/>
+          <w:color w:val="FF0000"/>
+          <w:sz w:val="24"/>
+          <w:szCs w:val="24"/>
+        </w:rPr>
+        <w:t xml:space="preserve"> %}</w:t>
+      </w:r>
+    </w:p>
+    <w:p>
+      <w:pPr>
+        <w:pStyle w:val="Exampleparagraph"/>
+      </w:pPr>
+      <w:r>
+        <w:t>If you fill out your forms on a computer and file them with TrueFiling, you can sign your forms electronically. Type “/s/ your name” on the signature line. For example, Zoe Lee’s signature would be "/s/ Zoe Lee."</w:t>
+      </w:r>
+    </w:p>
+    <w:p>
+      <w:pPr>
+        <w:rPr>
+          <w:rFonts w:ascii="Helvetica" w:eastAsiaTheme="minorHAnsi" w:hAnsi="Helvetica" w:cs="Helvetica"/>
+          <w:sz w:val="24"/>
+          <w:szCs w:val="24"/>
+        </w:rPr>
+      </w:pPr>
+      <w:r>
+        <w:rPr>
+          <w:rFonts w:ascii="Helvetica" w:eastAsiaTheme="minorHAnsi" w:hAnsi="Helvetica" w:cs="Helvetica"/>
+          <w:color w:val="FFC000"/>
+          <w:sz w:val="24"/>
+          <w:szCs w:val="24"/>
+        </w:rPr>
+        <w:t>{%p</w:t>
+      </w:r>
+      <w:r>
+        <w:rPr>
+          <w:rFonts w:ascii="Helvetica" w:eastAsiaTheme="minorHAnsi" w:hAnsi="Helvetica" w:cs="Helvetica"/>
+          <w:color w:val="FFC000"/>
+          <w:sz w:val="24"/>
+          <w:szCs w:val="24"/>
+        </w:rPr>
+        <w:t xml:space="preserve"> if</w:t>
+      </w:r>
+      <w:r>
+        <w:rPr>
+          <w:rFonts w:ascii="Helvetica" w:eastAsiaTheme="minorHAnsi" w:hAnsi="Helvetica" w:cs="Helvetica"/>
+          <w:color w:val="FFC000"/>
+          <w:sz w:val="24"/>
+          <w:szCs w:val="24"/>
+        </w:rPr>
+        <w:t xml:space="preserve"> </w:t>
+      </w:r>
+      <w:r>
+        <w:rPr>
+          <w:rFonts w:ascii="Helvetica" w:eastAsiaTheme="minorHAnsi" w:hAnsi="Helvetica" w:cs="Helvetica"/>
+          <w:color w:val="FFC000"/>
+          <w:sz w:val="24"/>
+          <w:szCs w:val="24"/>
+        </w:rPr>
+        <w:t>filling_manner == 'electronically'</w:t>
+      </w:r>
+      <w:r>
+        <w:rPr>
+          <w:rFonts w:ascii="Helvetica" w:eastAsiaTheme="minorHAnsi" w:hAnsi="Helvetica" w:cs="Helvetica"/>
+          <w:color w:val="FFC000"/>
+          <w:sz w:val="24"/>
+          <w:szCs w:val="24"/>
+        </w:rPr>
+        <w:t xml:space="preserve"> and</w:t>
+      </w:r>
+      <w:r>
+        <w:rPr>
+          <w:rFonts w:ascii="Helvetica" w:eastAsiaTheme="minorHAnsi" w:hAnsi="Helvetica" w:cs="Helvetica"/>
+          <w:color w:val="FFC000"/>
+          <w:sz w:val="24"/>
+          <w:szCs w:val="24"/>
+        </w:rPr>
+        <w:t xml:space="preserve"> filing_method == 'efiling'</w:t>
+      </w:r>
+      <w:r>
+        <w:rPr>
+          <w:rFonts w:ascii="Helvetica" w:eastAsiaTheme="minorHAnsi" w:hAnsi="Helvetica" w:cs="Helvetica"/>
+          <w:color w:val="FFC000"/>
+          <w:sz w:val="24"/>
+          <w:szCs w:val="24"/>
+        </w:rPr>
+        <w:t xml:space="preserve"> %}</w:t>
+      </w:r>
+    </w:p>
+    <w:p>
+      <w:pPr>
+        <w:pStyle w:val="ExampleorImportantblock"/>
+      </w:pPr>
+      <w:r>
+        <w:t xml:space="preserve">If the form needs to be notarized, fill out and file </w:t>
+      </w:r>
+      <w:r>
+        <w:rPr>
+          <w:b/>
+          <w:bCs/>
+        </w:rPr>
+        <w:t>Self-Certification (No Notary Available), TF-835</w:t>
+      </w:r>
+      <w:r>
+        <w:t xml:space="preserve"> [</w:t>
+      </w:r>
+      <w:hyperlink r:id="rId7" w:history="1">
         <w:r>
           <w:rPr>
             <w:rStyle w:val="Hyperlink"/>
             <w:spacing w:val="0"/>
           </w:rPr>
-          <w:t>public.courts.alaska.gov/web/forms/docs/civ-807.pdf</w:t>
-        </w:r>
-      </w:hyperlink>
-    </w:p>
-    <w:p>
-      <w:pPr>
-        <w:pStyle w:val="Body"/>
-      </w:pPr>
-      <w:r>
-        <w:rPr>
-          <w:b/>
-          <w:bCs/>
-        </w:rPr>
-        <w:t>Self-Certification(No Notary Available), TF-835</w:t>
-      </w:r>
-      <w:r>
-        <w:rPr>
-          <w:bCs/>
-        </w:rPr>
-        <w:t xml:space="preserve"> [</w:t>
-      </w:r>
-      <w:hyperlink r:id="rId10">
-        <w:r>
-          <w:rPr>
-            <w:rStyle w:val="Hyperlink"/>
-            <w:bCs/>
-          </w:rPr>
-          <w:t>Fill-In PDF</w:t>
+          <w:t>Fill in PDF</w:t>
         </w:r>
       </w:hyperlink>
       <w:r>
-        <w:rPr>
-          <w:bCs/>
-        </w:rPr>
         <w:t>]</w:t>
       </w:r>
       <w:r>
         <w:br/>
       </w:r>
-      <w:hyperlink r:id="rId11" w:history="1">
+      <w:hyperlink r:id="rId8" w:history="1">
         <w:r>
           <w:rPr>
             <w:rStyle w:val="Hyperlink"/>
             <w:spacing w:val="0"/>
           </w:rPr>
-          <w:t>public.courts.alaska.gov/web/forms/docs/tf-835.pdf</w:t>
+          <w:t>ak-courts.info/tf835</w:t>
         </w:r>
       </w:hyperlink>
+      <w:r>
+        <w:t>.</w:t>
+      </w:r>
     </w:p>
     <w:p>
       <w:pPr>
+        <w:rPr>
+          <w:rFonts w:ascii="Helvetica" w:eastAsiaTheme="minorHAnsi" w:hAnsi="Helvetica" w:cs="Helvetica"/>
+          <w:sz w:val="24"/>
+          <w:szCs w:val="24"/>
+        </w:rPr>
+      </w:pPr>
+      <w:r>
+        <w:rPr>
+          <w:rFonts w:ascii="Helvetica" w:eastAsiaTheme="minorHAnsi" w:hAnsi="Helvetica" w:cs="Helvetica"/>
+          <w:color w:val="FFC000"/>
+          <w:sz w:val="24"/>
+          <w:szCs w:val="24"/>
+        </w:rPr>
+        <w:t>{%p</w:t>
+      </w:r>
+      <w:r>
+        <w:rPr>
+          <w:rFonts w:ascii="Helvetica" w:eastAsiaTheme="minorHAnsi" w:hAnsi="Helvetica" w:cs="Helvetica"/>
+          <w:color w:val="FFC000"/>
+          <w:sz w:val="24"/>
+          <w:szCs w:val="24"/>
+        </w:rPr>
+        <w:t xml:space="preserve"> endi</w:t>
+      </w:r>
+      <w:r>
+        <w:rPr>
+          <w:rFonts w:ascii="Helvetica" w:eastAsiaTheme="minorHAnsi" w:hAnsi="Helvetica" w:cs="Helvetica"/>
+          <w:color w:val="FFC000"/>
+          <w:sz w:val="24"/>
+          <w:szCs w:val="24"/>
+        </w:rPr>
+        <w:t>f %}</w:t>
+      </w:r>
+    </w:p>
+    <w:p>
+      <w:pPr>
+        <w:rPr>
+          <w:rFonts w:ascii="Helvetica" w:eastAsiaTheme="minorHAnsi" w:hAnsi="Helvetica" w:cs="Helvetica"/>
+          <w:sz w:val="24"/>
+          <w:szCs w:val="24"/>
+        </w:rPr>
+      </w:pPr>
+      <w:r>
+        <w:rPr>
+          <w:rFonts w:ascii="Helvetica" w:eastAsiaTheme="minorHAnsi" w:hAnsi="Helvetica" w:cs="Helvetica"/>
+          <w:color w:val="FF0000"/>
+          <w:sz w:val="24"/>
+          <w:szCs w:val="24"/>
+        </w:rPr>
+        <w:t>{%p</w:t>
+      </w:r>
+      <w:r>
+        <w:rPr>
+          <w:rFonts w:ascii="Helvetica" w:eastAsiaTheme="minorHAnsi" w:hAnsi="Helvetica" w:cs="Helvetica"/>
+          <w:color w:val="FF0000"/>
+          <w:sz w:val="24"/>
+          <w:szCs w:val="24"/>
+        </w:rPr>
+        <w:t xml:space="preserve"> endi</w:t>
+      </w:r>
+      <w:r>
+        <w:rPr>
+          <w:rFonts w:ascii="Helvetica" w:eastAsiaTheme="minorHAnsi" w:hAnsi="Helvetica" w:cs="Helvetica"/>
+          <w:color w:val="FF0000"/>
+          <w:sz w:val="24"/>
+          <w:szCs w:val="24"/>
+        </w:rPr>
+        <w:t>f %}</w:t>
+      </w:r>
+    </w:p>
+    <w:p>
+      <w:pPr>
+        <w:rPr>
+          <w:rFonts w:ascii="Helvetica" w:eastAsiaTheme="minorHAnsi" w:hAnsi="Helvetica" w:cs="Helvetica"/>
+          <w:sz w:val="24"/>
+          <w:szCs w:val="24"/>
+        </w:rPr>
+      </w:pPr>
+      <w:r>
+        <w:rPr>
+          <w:rFonts w:ascii="Helvetica" w:eastAsiaTheme="minorHAnsi" w:hAnsi="Helvetica" w:cs="Helvetica"/>
+          <w:color w:val="FF0000"/>
+          <w:sz w:val="24"/>
+          <w:szCs w:val="24"/>
+        </w:rPr>
+        <w:t>{%p</w:t>
+      </w:r>
+      <w:r>
+        <w:rPr>
+          <w:rFonts w:ascii="Helvetica" w:eastAsiaTheme="minorHAnsi" w:hAnsi="Helvetica" w:cs="Helvetica"/>
+          <w:color w:val="FF0000"/>
+          <w:sz w:val="24"/>
+          <w:szCs w:val="24"/>
+        </w:rPr>
+        <w:t xml:space="preserve"> if filling_manner in('paper', 'dunno') or filing_method in ('mail or in person', 'dunno'</w:t>
+      </w:r>
+      <w:r>
+        <w:rPr>
+          <w:rFonts w:ascii="Helvetica" w:eastAsiaTheme="minorHAnsi" w:hAnsi="Helvetica" w:cs="Helvetica"/>
+          <w:color w:val="FF0000"/>
+          <w:sz w:val="24"/>
+          <w:szCs w:val="24"/>
+        </w:rPr>
+        <w:t>) %}</w:t>
+      </w:r>
+    </w:p>
+    <w:p>
+      <w:pPr>
+        <w:pStyle w:val="Exampleparagraph"/>
+      </w:pPr>
+      <w:r>
+        <w:t>If you fill out paper copies of the forms, or do not file them with TrueFiling, read</w:t>
+      </w:r>
+      <w:r>
+        <w:t xml:space="preserve"> {{ sign_step.subject }}</w:t>
+      </w:r>
+    </w:p>
+    <w:p>
+      <w:r>
+        <w:rPr>
+          <w:rFonts w:ascii="Helvetica" w:eastAsiaTheme="minorHAnsi" w:hAnsi="Helvetica" w:cs="Helvetica"/>
+          <w:color w:val="FF0000"/>
+          <w:sz w:val="24"/>
+          <w:szCs w:val="24"/>
+        </w:rPr>
+        <w:t>{%p</w:t>
+      </w:r>
+      <w:r>
+        <w:rPr>
+          <w:rFonts w:ascii="Helvetica" w:eastAsiaTheme="minorHAnsi" w:hAnsi="Helvetica" w:cs="Helvetica"/>
+          <w:color w:val="FF0000"/>
+          <w:sz w:val="24"/>
+          <w:szCs w:val="24"/>
+        </w:rPr>
+        <w:t xml:space="preserve"> </w:t>
+      </w:r>
+      <w:r>
+        <w:rPr>
+          <w:rFonts w:ascii="Helvetica" w:eastAsiaTheme="minorHAnsi" w:hAnsi="Helvetica" w:cs="Helvetica"/>
+          <w:color w:val="FF0000"/>
+          <w:sz w:val="24"/>
+          <w:szCs w:val="24"/>
+        </w:rPr>
+        <w:t>end</w:t>
+      </w:r>
+      <w:r>
+        <w:rPr>
+          <w:rFonts w:ascii="Helvetica" w:eastAsiaTheme="minorHAnsi" w:hAnsi="Helvetica" w:cs="Helvetica"/>
+          <w:color w:val="FF0000"/>
+          <w:sz w:val="24"/>
+          <w:szCs w:val="24"/>
+        </w:rPr>
+        <w:t>if</w:t>
+      </w:r>
+      <w:r>
+        <w:rPr>
+          <w:rFonts w:ascii="Helvetica" w:eastAsiaTheme="minorHAnsi" w:hAnsi="Helvetica" w:cs="Helvetica"/>
+          <w:color w:val="FF0000"/>
+          <w:sz w:val="24"/>
+          <w:szCs w:val="24"/>
+        </w:rPr>
+        <w:t xml:space="preserve"> %}</w:t>
+      </w:r>
+    </w:p>
+    <w:p>
+      <w:pPr>
+        <w:pStyle w:val="Heading3"/>
+      </w:pPr>
+      <w:r>
+        <w:t>Watch</w:t>
+      </w:r>
+    </w:p>
+    <w:p>
+      <w:pPr>
         <w:pStyle w:val="Body"/>
       </w:pPr>
-      <w:hyperlink r:id="rId12" w:history="1">
+      <w:hyperlink r:id="rId9" w:history="1">
         <w:r>
           <w:rPr>
             <w:rStyle w:val="Hyperlink"/>
@@ -340,13 +438,29 @@
       <w:r>
         <w:br/>
       </w:r>
-      <w:hyperlink r:id="rId13" w:history="1">
+      <w:hyperlink r:id="rId10" w:history="1">
         <w:r>
           <w:rPr>
             <w:rStyle w:val="Hyperlink"/>
             <w:spacing w:val="0"/>
           </w:rPr>
-          <w:t>youtube.com/watch?v=2irmxT0_0EA</w:t>
+          <w:t>youtube.com/</w:t>
+        </w:r>
+        <w:proofErr w:type="spellStart"/>
+        <w:r>
+          <w:rPr>
+            <w:rStyle w:val="Hyperlink"/>
+            <w:spacing w:val="0"/>
+          </w:rPr>
+          <w:t>watch?v</w:t>
+        </w:r>
+        <w:proofErr w:type="spellEnd"/>
+        <w:r>
+          <w:rPr>
+            <w:rStyle w:val="Hyperlink"/>
+            <w:spacing w:val="0"/>
+          </w:rPr>
+          <w:t>=2irmxT0_0EA</w:t>
         </w:r>
       </w:hyperlink>
     </w:p>

--- a/docassemble/AKA2JBranding/data/templates/fill_set_aside_content.docx
+++ b/docassemble/AKA2JBranding/data/templates/fill_set_aside_content.docx
@@ -369,6 +369,14 @@
       </w:r>
     </w:p>
     <w:p>
+      <w:pPr>
+        <w:rPr>
+          <w:rFonts w:ascii="Helvetica" w:eastAsiaTheme="minorHAnsi" w:hAnsi="Helvetica" w:cs="Helvetica"/>
+          <w:color w:val="FF0000"/>
+          <w:sz w:val="24"/>
+          <w:szCs w:val="24"/>
+        </w:rPr>
+      </w:pPr>
       <w:r>
         <w:rPr>
           <w:rFonts w:ascii="Helvetica" w:eastAsiaTheme="minorHAnsi" w:hAnsi="Helvetica" w:cs="Helvetica"/>
@@ -417,17 +425,71 @@
     </w:p>
     <w:p>
       <w:pPr>
-        <w:pStyle w:val="Heading3"/>
-      </w:pPr>
-      <w:r>
-        <w:t>Watch</w:t>
+        <w:pStyle w:val="Body"/>
+      </w:pPr>
+      <w:r>
+        <w:rPr>
+          <w:b/>
+          <w:bCs/>
+        </w:rPr>
+        <w:t>Notice of Motion, CIV-650</w:t>
+      </w:r>
+      <w:r>
+        <w:t xml:space="preserve"> [</w:t>
+      </w:r>
+      <w:hyperlink r:id="rId9" w:history="1">
+        <w:r>
+          <w:rPr>
+            <w:rStyle w:val="Hyperlink"/>
+            <w:spacing w:val="0"/>
+          </w:rPr>
+          <w:t>Fill in PDF</w:t>
+        </w:r>
+      </w:hyperlink>
+      <w:r>
+        <w:t>]</w:t>
+      </w:r>
+      <w:r>
+        <w:br/>
+      </w:r>
+      <w:hyperlink r:id="rId10" w:history="1">
+        <w:r>
+          <w:rPr>
+            <w:rStyle w:val="Hyperlink"/>
+            <w:spacing w:val="0"/>
+          </w:rPr>
+          <w:t>ak-courts.info/civ650</w:t>
+        </w:r>
+      </w:hyperlink>
+      <w:r>
+        <w:br/>
+      </w:r>
+      <w:r>
+        <w:t>Required</w:t>
+      </w:r>
+      <w:r>
+        <w:t xml:space="preserve"> </w:t>
+      </w:r>
+      <w:r>
+        <w:t>if you are filing post-judgment and either (1) the other side was not represented by a lawyer, or (2) the other side was represented by a lawyer, but more than 1 year has passed since the final judgment</w:t>
+      </w:r>
+      <w:r>
+        <w:t>.</w:t>
       </w:r>
     </w:p>
     <w:p>
       <w:pPr>
+        <w:pStyle w:val="Heading3"/>
+      </w:pPr>
+      <w:r>
+        <w:t>Watch</w:t>
+      </w:r>
+    </w:p>
+    <w:p>
+      <w:pPr>
         <w:pStyle w:val="Body"/>
       </w:pPr>
-      <w:hyperlink r:id="rId9" w:history="1">
+      <w:hyperlink r:id="rId11" w:history="1">
         <w:r>
           <w:rPr>
             <w:rStyle w:val="Hyperlink"/>
@@ -438,7 +500,7 @@
       <w:r>
         <w:br/>
       </w:r>
-      <w:hyperlink r:id="rId10" w:history="1">
+      <w:hyperlink r:id="rId12" w:history="1">
         <w:r>
           <w:rPr>
             <w:rStyle w:val="Hyperlink"/>
